--- a/EXPORTS/DOCX/published/niveau1/English/DoingResearch.docx
+++ b/EXPORTS/DOCX/published/niveau1/English/DoingResearch.docx
@@ -1322,13 +1322,21 @@
       </w:r>
       <w:r>
         <w:rPr>
+          <w:u w:val="single" w:color="0000ff"/>
           <w:rFonts w:ascii="Charis SIL Regular" w:hAnsi="Charis SIL Regular" w:eastAsia="Charis SIL Regular"/>
           <w:b w:val="0"/>
           <w:i w:val="0"/>
           <w:color w:val="000000"/>
           <w:sz w:val="24"/>
         </w:rPr>
-        <w:t>Other rele</w:t>
+        <w:hyperlink r:id="rId10" w:history="1">
+          <w:r>
+            <w:rPr>
+              <w:rStyle w:val="Hyperlink"/>
+            </w:rPr>
+            <w:t>Other rele</w:t>
+          </w:r>
+        </w:hyperlink>
       </w:r>
       <w:r>
         <w:rPr>
@@ -2574,7 +2582,7 @@
           <w:sz w:val="24"/>
           <w:u w:val="single"/>
         </w:rPr>
-        <w:hyperlink r:id="rId13" w:history="1">
+        <w:hyperlink r:id="rId12" w:history="1">
           <w:r>
             <w:rPr>
               <w:rStyle w:val="Hyperlink"/>
@@ -3398,7 +3406,7 @@
             <w:rPr>
               <w:rStyle w:val="Hyperlink"/>
             </w:rPr>
-            <w:t>significan</w:t>
+            <w:t>significanc</w:t>
           </w:r>
         </w:hyperlink>
       </w:r>
@@ -3409,13 +3417,36 @@
           <w:i/>
           <w:color w:val="0000FF"/>
           <w:sz w:val="24"/>
+          <w:u w:val="single"/>
+        </w:rPr>
+        <w:t>e</w:t>
+      </w:r>
+      <w:r>
+        <w:rPr>
+          <w:rFonts w:ascii="Charis SIL Italic" w:hAnsi="Charis SIL Italic" w:eastAsia="Charis SIL Italic"/>
+          <w:b w:val="0"/>
+          <w:i/>
+          <w:color w:val="0000FF"/>
+          <w:sz w:val="24"/>
+          <w:u w:val="single"/>
+        </w:rPr>
+        <w:t xml:space="preserve"> </w:t>
+      </w:r>
+      <w:r>
+        <w:rPr>
+          <w:rFonts w:ascii="Charis SIL Italic" w:hAnsi="Charis SIL Italic" w:eastAsia="Charis SIL Italic"/>
+          <w:b w:val="0"/>
+          <w:i/>
+          <w:color w:val="0000FF"/>
+          <w:sz w:val="24"/>
+          <w:u w:val="single"/>
         </w:rPr>
         <w:hyperlink r:id="rId15" w:history="1">
           <w:r>
             <w:rPr>
               <w:rStyle w:val="Hyperlink"/>
             </w:rPr>
-            <w:t>c</w:t>
+            <w:t>o</w:t>
           </w:r>
         </w:hyperlink>
       </w:r>
@@ -3427,36 +3458,7 @@
           <w:color w:val="0000FF"/>
           <w:sz w:val="24"/>
         </w:rPr>
-        <w:t>e</w:t>
-      </w:r>
-      <w:r>
-        <w:rPr>
-          <w:rFonts w:ascii="Charis SIL Italic" w:hAnsi="Charis SIL Italic" w:eastAsia="Charis SIL Italic"/>
-          <w:b w:val="0"/>
-          <w:i/>
-          <w:color w:val="0000FF"/>
-          <w:sz w:val="24"/>
-          <w:u w:val="single"/>
-        </w:rPr>
-        <w:t xml:space="preserve"> </w:t>
-      </w:r>
-      <w:r>
-        <w:rPr>
-          <w:rFonts w:ascii="Charis SIL Italic" w:hAnsi="Charis SIL Italic" w:eastAsia="Charis SIL Italic"/>
-          <w:b w:val="0"/>
-          <w:i/>
-          <w:color w:val="0000FF"/>
-          <w:sz w:val="24"/>
-          <w:u w:val="single"/>
-        </w:rPr>
-        <w:hyperlink r:id="rId15" w:history="1">
-          <w:r>
-            <w:rPr>
-              <w:rStyle w:val="Hyperlink"/>
-            </w:rPr>
-            <w:t xml:space="preserve">of </w:t>
-          </w:r>
-        </w:hyperlink>
+        <w:t xml:space="preserve">f </w:t>
       </w:r>
       <w:r>
         <w:rPr>
@@ -3552,7 +3554,6 @@
           <w:i/>
           <w:color w:val="0000FF"/>
           <w:sz w:val="24"/>
-          <w:u w:val="single"/>
         </w:rPr>
         <w:hyperlink r:id="rId15" w:history="1">
           <w:r>
@@ -3713,14 +3714,7 @@
           <w:sz w:val="24"/>
           <w:u w:val="single"/>
         </w:rPr>
-        <w:hyperlink r:id="rId15" w:history="1">
-          <w:r>
-            <w:rPr>
-              <w:rStyle w:val="Hyperlink"/>
-            </w:rPr>
-            <w:t>l</w:t>
-          </w:r>
-        </w:hyperlink>
+        <w:t>l</w:t>
       </w:r>
       <w:r>
         <w:rPr>
@@ -3760,32 +3754,7 @@
           <w:color w:val="000000"/>
           <w:sz w:val="24"/>
         </w:rPr>
-        <w:hyperlink r:id="rId15" w:history="1">
-          <w:r>
-            <w:rPr>
-              <w:rStyle w:val="Hyperlink"/>
-            </w:rPr>
-            <w:t xml:space="preserve"> (</w:t>
-          </w:r>
-        </w:hyperlink>
-      </w:r>
-      <w:r>
-        <w:rPr>
-          <w:u w:val="single" w:color="0000ff"/>
-          <w:rFonts w:ascii="Charis SIL Regular" w:hAnsi="Charis SIL Regular" w:eastAsia="Charis SIL Regular"/>
-          <w:b w:val="0"/>
-          <w:i w:val="0"/>
-          <w:color w:val="000000"/>
-          <w:sz w:val="24"/>
-        </w:rPr>
-        <w:hyperlink r:id="rId15" w:history="1">
-          <w:r>
-            <w:rPr>
-              <w:rStyle w:val="Hyperlink"/>
-            </w:rPr>
-            <w:t>Amster</w:t>
-          </w:r>
-        </w:hyperlink>
+        <w:t xml:space="preserve"> (Amster</w:t>
       </w:r>
       <w:r>
         <w:rPr>
@@ -3814,42 +3783,17 @@
           <w:color w:val="000000"/>
           <w:sz w:val="24"/>
         </w:rPr>
-        <w:hyperlink r:id="rId15" w:history="1">
-          <w:r>
-            <w:rPr>
-              <w:rStyle w:val="Hyperlink"/>
-            </w:rPr>
-            <w:t>: Rijksmuse</w:t>
-          </w:r>
-        </w:hyperlink>
-      </w:r>
-      <w:r>
-        <w:rPr>
-          <w:u w:val="single" w:color="0000ff"/>
+        <w:t>: Rijksmuseum</w:t>
+      </w:r>
+      <w:r>
+        <w:rPr>
           <w:rFonts w:ascii="Charis SIL Regular" w:hAnsi="Charis SIL Regular" w:eastAsia="Charis SIL Regular"/>
           <w:b w:val="0"/>
           <w:i w:val="0"/>
           <w:color w:val="000000"/>
           <w:sz w:val="24"/>
         </w:rPr>
-        <w:hyperlink r:id="rId15" w:history="1">
-          <w:r>
-            <w:rPr>
-              <w:rStyle w:val="Hyperlink"/>
-            </w:rPr>
-            <w:t>u</w:t>
-          </w:r>
-        </w:hyperlink>
-      </w:r>
-      <w:r>
-        <w:rPr>
-          <w:rFonts w:ascii="Charis SIL Regular" w:hAnsi="Charis SIL Regular" w:eastAsia="Charis SIL Regular"/>
-          <w:b w:val="0"/>
-          <w:i w:val="0"/>
-          <w:color w:val="000000"/>
-          <w:sz w:val="24"/>
-        </w:rPr>
-        <w:t xml:space="preserve">m, </w:t>
+        <w:t xml:space="preserve">, </w:t>
       </w:r>
       <w:r>
         <w:rPr>
@@ -4371,34 +4315,7 @@
           <w:color w:val="000000"/>
           <w:sz w:val="24"/>
         </w:rPr>
-        <w:t xml:space="preserve">•  </w:t>
-      </w:r>
-      <w:r>
-        <w:rPr>
-          <w:rFonts w:ascii="Charis SIL Regular" w:hAnsi="Charis SIL Regular" w:eastAsia="Charis SIL Regular"/>
-          <w:b w:val="0"/>
-          <w:i w:val="0"/>
-          <w:color w:val="000000"/>
-          <w:sz w:val="24"/>
-        </w:rPr>
-        <w:hyperlink r:id="rId10" w:history="1">
-          <w:r>
-            <w:rPr>
-              <w:rStyle w:val="Hyperlink"/>
-            </w:rPr>
-            <w:t xml:space="preserve">Yeide, </w:t>
-          </w:r>
-        </w:hyperlink>
-      </w:r>
-      <w:r>
-        <w:rPr>
-          <w:rFonts w:ascii="Charis SIL Regular" w:hAnsi="Charis SIL Regular" w:eastAsia="Charis SIL Regular"/>
-          <w:b w:val="0"/>
-          <w:i w:val="0"/>
-          <w:color w:val="000000"/>
-          <w:sz w:val="24"/>
-        </w:rPr>
-        <w:t>N</w:t>
+        <w:t>•  Yeide, N</w:t>
       </w:r>
       <w:r>
         <w:rPr>
@@ -4615,34 +4532,7 @@
           <w:color w:val="000000"/>
           <w:sz w:val="24"/>
         </w:rPr>
-        <w:t xml:space="preserve">•  </w:t>
-      </w:r>
-      <w:r>
-        <w:rPr>
-          <w:rFonts w:ascii="Charis SIL Regular" w:hAnsi="Charis SIL Regular" w:eastAsia="Charis SIL Regular"/>
-          <w:b w:val="0"/>
-          <w:i w:val="0"/>
-          <w:color w:val="000000"/>
-          <w:sz w:val="24"/>
-        </w:rPr>
-        <w:hyperlink r:id="rId16" w:history="1">
-          <w:r>
-            <w:rPr>
-              <w:rStyle w:val="Hyperlink"/>
-            </w:rPr>
-            <w:t>Lang, Sa</w:t>
-          </w:r>
-        </w:hyperlink>
-      </w:r>
-      <w:r>
-        <w:rPr>
-          <w:rFonts w:ascii="Charis SIL Regular" w:hAnsi="Charis SIL Regular" w:eastAsia="Charis SIL Regular"/>
-          <w:b w:val="0"/>
-          <w:i w:val="0"/>
-          <w:color w:val="000000"/>
-          <w:sz w:val="24"/>
-        </w:rPr>
-        <w:t xml:space="preserve">bine (ed.), </w:t>
+        <w:t xml:space="preserve">•  Lang, Sabine (ed.), </w:t>
       </w:r>
       <w:r>
         <w:rPr>
@@ -4920,126 +4810,7 @@
           <w:color w:val="000000"/>
           <w:sz w:val="24"/>
         </w:rPr>
-        <w:t>. 2nd Editio</w:t>
-      </w:r>
-      <w:r>
-        <w:rPr>
-          <w:u w:val="single" w:color="0000ff"/>
-          <w:rFonts w:ascii="Charis SIL Regular" w:hAnsi="Charis SIL Regular" w:eastAsia="Charis SIL Regular"/>
-          <w:b w:val="0"/>
-          <w:i w:val="0"/>
-          <w:color w:val="000000"/>
-          <w:sz w:val="24"/>
-        </w:rPr>
-        <w:hyperlink r:id="rId17" w:history="1">
-          <w:r>
-            <w:rPr>
-              <w:rStyle w:val="Hyperlink"/>
-            </w:rPr>
-            <w:t>n (Germa</w:t>
-          </w:r>
-        </w:hyperlink>
-      </w:r>
-      <w:r>
-        <w:rPr>
-          <w:u w:val="single" w:color="0000ff"/>
-          <w:rFonts w:ascii="Charis SIL Regular" w:hAnsi="Charis SIL Regular" w:eastAsia="Charis SIL Regular"/>
-          <w:b w:val="0"/>
-          <w:i w:val="0"/>
-          <w:color w:val="000000"/>
-          <w:sz w:val="24"/>
-        </w:rPr>
-        <w:hyperlink r:id="rId17" w:history="1">
-          <w:r>
-            <w:rPr>
-              <w:rStyle w:val="Hyperlink"/>
-            </w:rPr>
-            <w:t>n M</w:t>
-          </w:r>
-        </w:hyperlink>
-      </w:r>
-      <w:r>
-        <w:rPr>
-          <w:u w:val="single" w:color="0000ff"/>
-          <w:rFonts w:ascii="Charis SIL Regular" w:hAnsi="Charis SIL Regular" w:eastAsia="Charis SIL Regular"/>
-          <w:b w:val="0"/>
-          <w:i w:val="0"/>
-          <w:color w:val="000000"/>
-          <w:sz w:val="24"/>
-        </w:rPr>
-        <w:hyperlink r:id="rId17" w:history="1">
-          <w:r>
-            <w:rPr>
-              <w:rStyle w:val="Hyperlink"/>
-            </w:rPr>
-            <w:t>useums</w:t>
-          </w:r>
-        </w:hyperlink>
-      </w:r>
-      <w:r>
-        <w:rPr>
-          <w:u w:val="single" w:color="0000ff"/>
-          <w:rFonts w:ascii="Charis SIL Regular" w:hAnsi="Charis SIL Regular" w:eastAsia="Charis SIL Regular"/>
-          <w:b w:val="0"/>
-          <w:i w:val="0"/>
-          <w:color w:val="000000"/>
-          <w:sz w:val="24"/>
-        </w:rPr>
-        <w:t xml:space="preserve"> </w:t>
-      </w:r>
-      <w:r>
-        <w:rPr>
-          <w:u w:val="single" w:color="0000ff"/>
-          <w:rFonts w:ascii="Charis SIL Regular" w:hAnsi="Charis SIL Regular" w:eastAsia="Charis SIL Regular"/>
-          <w:b w:val="0"/>
-          <w:i w:val="0"/>
-          <w:color w:val="000000"/>
-          <w:sz w:val="24"/>
-        </w:rPr>
-        <w:hyperlink r:id="rId17" w:history="1">
-          <w:r>
-            <w:rPr>
-              <w:rStyle w:val="Hyperlink"/>
-            </w:rPr>
-            <w:t>Associatio</w:t>
-          </w:r>
-        </w:hyperlink>
-      </w:r>
-      <w:r>
-        <w:rPr>
-          <w:u w:val="single" w:color="0000ff"/>
-          <w:rFonts w:ascii="Charis SIL Regular" w:hAnsi="Charis SIL Regular" w:eastAsia="Charis SIL Regular"/>
-          <w:b w:val="0"/>
-          <w:i w:val="0"/>
-          <w:color w:val="000000"/>
-          <w:sz w:val="24"/>
-        </w:rPr>
-        <w:hyperlink r:id="rId17" w:history="1">
-          <w:r>
-            <w:rPr>
-              <w:rStyle w:val="Hyperlink"/>
-            </w:rPr>
-            <w:t>n, 20</w:t>
-          </w:r>
-        </w:hyperlink>
-      </w:r>
-      <w:r>
-        <w:rPr>
-          <w:u w:val="single" w:color="0000ff"/>
-          <w:rFonts w:ascii="Charis SIL Regular" w:hAnsi="Charis SIL Regular" w:eastAsia="Charis SIL Regular"/>
-          <w:b w:val="0"/>
-          <w:i w:val="0"/>
-          <w:color w:val="000000"/>
-          <w:sz w:val="24"/>
-        </w:rPr>
-        <w:hyperlink r:id="rId17" w:history="1">
-          <w:r>
-            <w:rPr>
-              <w:rStyle w:val="Hyperlink"/>
-            </w:rPr>
-            <w:t>19</w:t>
-          </w:r>
-        </w:hyperlink>
+        <w:t>. 2nd Edition (German Museums Association, 2019</w:t>
       </w:r>
       <w:r>
         <w:rPr>
@@ -5080,34 +4851,7 @@
           <w:color w:val="000000"/>
           <w:sz w:val="24"/>
         </w:rPr>
-        <w:t xml:space="preserve">•  </w:t>
-      </w:r>
-      <w:r>
-        <w:rPr>
-          <w:rFonts w:ascii="Charis SIL Regular" w:hAnsi="Charis SIL Regular" w:eastAsia="Charis SIL Regular"/>
-          <w:b w:val="0"/>
-          <w:i w:val="0"/>
-          <w:color w:val="000000"/>
-          <w:sz w:val="24"/>
-        </w:rPr>
-        <w:hyperlink r:id="rId17" w:history="1">
-          <w:r>
-            <w:rPr>
-              <w:rStyle w:val="Hyperlink"/>
-            </w:rPr>
-            <w:t xml:space="preserve">Deterts, </w:t>
-          </w:r>
-        </w:hyperlink>
-      </w:r>
-      <w:r>
-        <w:rPr>
-          <w:rFonts w:ascii="Charis SIL Regular" w:hAnsi="Charis SIL Regular" w:eastAsia="Charis SIL Regular"/>
-          <w:b w:val="0"/>
-          <w:i w:val="0"/>
-          <w:color w:val="000000"/>
-          <w:sz w:val="24"/>
-        </w:rPr>
-        <w:t xml:space="preserve">Dorothea (ed.), </w:t>
+        <w:t xml:space="preserve">•  Deterts, Dorothea (ed.), </w:t>
       </w:r>
       <w:r>
         <w:rPr>
@@ -5754,7 +5498,133 @@
           <w:color w:val="000000"/>
           <w:sz w:val="24"/>
         </w:rPr>
-        <w:t>•  Specifically for conducting research in the National Archives of the Netherl</w:t>
+        <w:t>•  Specifically for conducting research i</w:t>
+      </w:r>
+      <w:r>
+        <w:rPr>
+          <w:u w:val="single" w:color="0000ff"/>
+          <w:rFonts w:ascii="Charis SIL Regular" w:hAnsi="Charis SIL Regular" w:eastAsia="Charis SIL Regular"/>
+          <w:b w:val="0"/>
+          <w:i w:val="0"/>
+          <w:color w:val="000000"/>
+          <w:sz w:val="24"/>
+        </w:rPr>
+        <w:hyperlink r:id="rId12" w:history="1">
+          <w:r>
+            <w:rPr>
+              <w:rStyle w:val="Hyperlink"/>
+            </w:rPr>
+            <w:t>n the Natio</w:t>
+          </w:r>
+        </w:hyperlink>
+      </w:r>
+      <w:r>
+        <w:rPr>
+          <w:u w:val="single" w:color="0000ff"/>
+          <w:rFonts w:ascii="Charis SIL Regular" w:hAnsi="Charis SIL Regular" w:eastAsia="Charis SIL Regular"/>
+          <w:b w:val="0"/>
+          <w:i w:val="0"/>
+          <w:color w:val="000000"/>
+          <w:sz w:val="24"/>
+        </w:rPr>
+        <w:hyperlink r:id="rId12" w:history="1">
+          <w:r>
+            <w:rPr>
+              <w:rStyle w:val="Hyperlink"/>
+            </w:rPr>
+            <w:t>n</w:t>
+          </w:r>
+        </w:hyperlink>
+      </w:r>
+      <w:r>
+        <w:rPr>
+          <w:u w:val="single" w:color="0000ff"/>
+          <w:rFonts w:ascii="Charis SIL Regular" w:hAnsi="Charis SIL Regular" w:eastAsia="Charis SIL Regular"/>
+          <w:b w:val="0"/>
+          <w:i w:val="0"/>
+          <w:color w:val="000000"/>
+          <w:sz w:val="24"/>
+        </w:rPr>
+        <w:hyperlink r:id="rId12" w:history="1">
+          <w:r>
+            <w:rPr>
+              <w:rStyle w:val="Hyperlink"/>
+            </w:rPr>
+            <w:t>al Archi</w:t>
+          </w:r>
+        </w:hyperlink>
+      </w:r>
+      <w:r>
+        <w:rPr>
+          <w:u w:val="single" w:color="0000ff"/>
+          <w:rFonts w:ascii="Charis SIL Regular" w:hAnsi="Charis SIL Regular" w:eastAsia="Charis SIL Regular"/>
+          <w:b w:val="0"/>
+          <w:i w:val="0"/>
+          <w:color w:val="000000"/>
+          <w:sz w:val="24"/>
+        </w:rPr>
+        <w:hyperlink r:id="rId12" w:history="1">
+          <w:r>
+            <w:rPr>
+              <w:rStyle w:val="Hyperlink"/>
+            </w:rPr>
+            <w:t>v</w:t>
+          </w:r>
+        </w:hyperlink>
+      </w:r>
+      <w:r>
+        <w:rPr>
+          <w:u w:val="single" w:color="0000ff"/>
+          <w:rFonts w:ascii="Charis SIL Regular" w:hAnsi="Charis SIL Regular" w:eastAsia="Charis SIL Regular"/>
+          <w:b w:val="0"/>
+          <w:i w:val="0"/>
+          <w:color w:val="000000"/>
+          <w:sz w:val="24"/>
+        </w:rPr>
+        <w:hyperlink r:id="rId12" w:history="1">
+          <w:r>
+            <w:rPr>
+              <w:rStyle w:val="Hyperlink"/>
+            </w:rPr>
+            <w:t>es of the Ne</w:t>
+          </w:r>
+        </w:hyperlink>
+      </w:r>
+      <w:r>
+        <w:rPr>
+          <w:u w:val="single" w:color="0000ff"/>
+          <w:rFonts w:ascii="Charis SIL Regular" w:hAnsi="Charis SIL Regular" w:eastAsia="Charis SIL Regular"/>
+          <w:b w:val="0"/>
+          <w:i w:val="0"/>
+          <w:color w:val="000000"/>
+          <w:sz w:val="24"/>
+        </w:rPr>
+        <w:hyperlink r:id="rId12" w:history="1">
+          <w:r>
+            <w:rPr>
+              <w:rStyle w:val="Hyperlink"/>
+            </w:rPr>
+            <w:t>t</w:t>
+          </w:r>
+        </w:hyperlink>
+      </w:r>
+      <w:r>
+        <w:rPr>
+          <w:u w:val="single" w:color="0000ff"/>
+          <w:rFonts w:ascii="Charis SIL Regular" w:hAnsi="Charis SIL Regular" w:eastAsia="Charis SIL Regular"/>
+          <w:b w:val="0"/>
+          <w:i w:val="0"/>
+          <w:color w:val="000000"/>
+          <w:sz w:val="24"/>
+        </w:rPr>
+        <w:hyperlink r:id="rId12" w:history="1">
+          <w:r>
+            <w:rPr>
+              <w:rStyle w:val="Hyperlink"/>
+            </w:rPr>
+            <w:t>herl</w:t>
+          </w:r>
+        </w:hyperlink>
       </w:r>
       <w:r>
         <w:rPr>

--- a/EXPORTS/DOCX/published/niveau1/English/DoingResearch.docx
+++ b/EXPORTS/DOCX/published/niveau1/English/DoingResearch.docx
@@ -465,72 +465,7 @@
           <w:sz w:val="24"/>
           <w:u w:val="single"/>
         </w:rPr>
-        <w:hyperlink r:id="rId9" w:history="1">
-          <w:r>
-            <w:rPr>
-              <w:rStyle w:val="Hyperlink"/>
-            </w:rPr>
-            <w:t>and</w:t>
-          </w:r>
-        </w:hyperlink>
-      </w:r>
-      <w:r>
-        <w:rPr>
-          <w:rFonts w:ascii="Charis SIL Italic" w:hAnsi="Charis SIL Italic" w:eastAsia="Charis SIL Italic"/>
-          <w:b w:val="0"/>
-          <w:i/>
-          <w:color w:val="0000FF"/>
-          <w:sz w:val="24"/>
-          <w:u w:val="single"/>
-        </w:rPr>
-        <w:t xml:space="preserve"> </w:t>
-      </w:r>
-      <w:r>
-        <w:rPr>
-          <w:rFonts w:ascii="Charis SIL Italic" w:hAnsi="Charis SIL Italic" w:eastAsia="Charis SIL Italic"/>
-          <w:b w:val="0"/>
-          <w:i/>
-          <w:color w:val="0000FF"/>
-          <w:sz w:val="24"/>
-          <w:u w:val="single"/>
-        </w:rPr>
-        <w:hyperlink r:id="rId9" w:history="1">
-          <w:r>
-            <w:rPr>
-              <w:rStyle w:val="Hyperlink"/>
-            </w:rPr>
-            <w:t>collections</w:t>
-          </w:r>
-        </w:hyperlink>
-      </w:r>
-      <w:r>
-        <w:rPr>
-          <w:rFonts w:ascii="Charis SIL Italic" w:hAnsi="Charis SIL Italic" w:eastAsia="Charis SIL Italic"/>
-          <w:b w:val="0"/>
-          <w:i/>
-          <w:color w:val="0000FF"/>
-          <w:sz w:val="24"/>
-          <w:u w:val="single"/>
-        </w:rPr>
-        <w:t xml:space="preserve"> </w:t>
-      </w:r>
-      <w:r>
-        <w:rPr>
-          <w:rFonts w:ascii="Charis SIL Italic" w:hAnsi="Charis SIL Italic" w:eastAsia="Charis SIL Italic"/>
-          <w:b w:val="0"/>
-          <w:i/>
-          <w:color w:val="0000FF"/>
-          <w:sz w:val="24"/>
-          <w:u w:val="single"/>
-        </w:rPr>
-        <w:hyperlink r:id="rId9" w:history="1">
-          <w:r>
-            <w:rPr>
-              <w:rStyle w:val="Hyperlink"/>
-            </w:rPr>
-            <w:t>acqui</w:t>
-          </w:r>
-        </w:hyperlink>
+        <w:t>and collections acqui</w:t>
       </w:r>
       <w:r>
         <w:rPr>
@@ -1003,7 +938,7 @@
           <w:sz w:val="24"/>
           <w:u w:val="single"/>
         </w:rPr>
-        <w:hyperlink r:id="rId10" w:history="1">
+        <w:hyperlink r:id="rId9" w:history="1">
           <w:r>
             <w:rPr>
               <w:rStyle w:val="Hyperlink"/>
@@ -1021,14 +956,7 @@
           <w:sz w:val="24"/>
           <w:u w:val="single"/>
         </w:rPr>
-        <w:hyperlink r:id="rId10" w:history="1">
-          <w:r>
-            <w:rPr>
-              <w:rStyle w:val="Hyperlink"/>
-            </w:rPr>
-            <w:t>m</w:t>
-          </w:r>
-        </w:hyperlink>
+        <w:t>m</w:t>
       </w:r>
       <w:r>
         <w:rPr>
@@ -1050,7 +978,7 @@
           <w:sz w:val="24"/>
           <w:u w:val="single"/>
         </w:rPr>
-        <w:hyperlink r:id="rId9" w:history="1">
+        <w:hyperlink r:id="rId10" w:history="1">
           <w:r>
             <w:rPr>
               <w:rStyle w:val="Hyperlink"/>
@@ -1079,7 +1007,7 @@
           <w:sz w:val="24"/>
           <w:u w:val="single"/>
         </w:rPr>
-        <w:hyperlink r:id="rId9" w:history="1">
+        <w:hyperlink r:id="rId10" w:history="1">
           <w:r>
             <w:rPr>
               <w:rStyle w:val="Hyperlink"/>
@@ -1329,32 +1257,7 @@
           <w:color w:val="000000"/>
           <w:sz w:val="24"/>
         </w:rPr>
-        <w:hyperlink r:id="rId10" w:history="1">
-          <w:r>
-            <w:rPr>
-              <w:rStyle w:val="Hyperlink"/>
-            </w:rPr>
-            <w:t>Other rele</w:t>
-          </w:r>
-        </w:hyperlink>
-      </w:r>
-      <w:r>
-        <w:rPr>
-          <w:u w:val="single" w:color="0000ff"/>
-          <w:rFonts w:ascii="Charis SIL Regular" w:hAnsi="Charis SIL Regular" w:eastAsia="Charis SIL Regular"/>
-          <w:b w:val="0"/>
-          <w:i w:val="0"/>
-          <w:color w:val="000000"/>
-          <w:sz w:val="24"/>
-        </w:rPr>
-        <w:hyperlink r:id="rId10" w:history="1">
-          <w:r>
-            <w:rPr>
-              <w:rStyle w:val="Hyperlink"/>
-            </w:rPr>
-            <w:t xml:space="preserve">vant </w:t>
-          </w:r>
-        </w:hyperlink>
+        <w:t xml:space="preserve">Other relevant </w:t>
       </w:r>
       <w:r>
         <w:rPr>
@@ -2582,7 +2485,7 @@
           <w:sz w:val="24"/>
           <w:u w:val="single"/>
         </w:rPr>
-        <w:hyperlink r:id="rId12" w:history="1">
+        <w:hyperlink r:id="rId13" w:history="1">
           <w:r>
             <w:rPr>
               <w:rStyle w:val="Hyperlink"/>
@@ -3406,7 +3309,7 @@
             <w:rPr>
               <w:rStyle w:val="Hyperlink"/>
             </w:rPr>
-            <w:t>significanc</w:t>
+            <w:t>significan</w:t>
           </w:r>
         </w:hyperlink>
       </w:r>
@@ -3417,9 +3320,15 @@
           <w:i/>
           <w:color w:val="0000FF"/>
           <w:sz w:val="24"/>
-          <w:u w:val="single"/>
-        </w:rPr>
-        <w:t>e</w:t>
+        </w:rPr>
+        <w:hyperlink r:id="rId15" w:history="1">
+          <w:r>
+            <w:rPr>
+              <w:rStyle w:val="Hyperlink"/>
+            </w:rPr>
+            <w:t>c</w:t>
+          </w:r>
+        </w:hyperlink>
       </w:r>
       <w:r>
         <w:rPr>
@@ -3428,9 +3337,240 @@
           <w:i/>
           <w:color w:val="0000FF"/>
           <w:sz w:val="24"/>
+        </w:rPr>
+        <w:t>e</w:t>
+      </w:r>
+      <w:r>
+        <w:rPr>
+          <w:rFonts w:ascii="Charis SIL Italic" w:hAnsi="Charis SIL Italic" w:eastAsia="Charis SIL Italic"/>
+          <w:b w:val="0"/>
+          <w:i/>
+          <w:color w:val="0000FF"/>
+          <w:sz w:val="24"/>
           <w:u w:val="single"/>
         </w:rPr>
         <w:t xml:space="preserve"> </w:t>
+      </w:r>
+      <w:r>
+        <w:rPr>
+          <w:rFonts w:ascii="Charis SIL Italic" w:hAnsi="Charis SIL Italic" w:eastAsia="Charis SIL Italic"/>
+          <w:b w:val="0"/>
+          <w:i/>
+          <w:color w:val="0000FF"/>
+          <w:sz w:val="24"/>
+          <w:u w:val="single"/>
+        </w:rPr>
+        <w:hyperlink r:id="rId15" w:history="1">
+          <w:r>
+            <w:rPr>
+              <w:rStyle w:val="Hyperlink"/>
+            </w:rPr>
+            <w:t xml:space="preserve">of </w:t>
+          </w:r>
+        </w:hyperlink>
+      </w:r>
+      <w:r>
+        <w:rPr>
+          <w:rFonts w:ascii="Charis SIL Italic" w:hAnsi="Charis SIL Italic" w:eastAsia="Charis SIL Italic"/>
+          <w:b w:val="0"/>
+          <w:i/>
+          <w:color w:val="0000FF"/>
+          <w:sz w:val="24"/>
+          <w:u w:val="single"/>
+        </w:rPr>
+        <w:hyperlink r:id="rId15" w:history="1">
+          <w:r>
+            <w:rPr>
+              <w:rStyle w:val="Hyperlink"/>
+            </w:rPr>
+            <w:t>cultural</w:t>
+          </w:r>
+        </w:hyperlink>
+      </w:r>
+      <w:r>
+        <w:rPr>
+          <w:rFonts w:ascii="Charis SIL Italic" w:hAnsi="Charis SIL Italic" w:eastAsia="Charis SIL Italic"/>
+          <w:b w:val="0"/>
+          <w:i/>
+          <w:color w:val="0000FF"/>
+          <w:sz w:val="24"/>
+          <w:u w:val="single"/>
+        </w:rPr>
+        <w:t xml:space="preserve"> </w:t>
+      </w:r>
+      <w:r>
+        <w:rPr>
+          <w:rFonts w:ascii="Charis SIL Italic" w:hAnsi="Charis SIL Italic" w:eastAsia="Charis SIL Italic"/>
+          <w:b w:val="0"/>
+          <w:i/>
+          <w:color w:val="0000FF"/>
+          <w:sz w:val="24"/>
+          <w:u w:val="single"/>
+        </w:rPr>
+        <w:hyperlink r:id="rId15" w:history="1">
+          <w:r>
+            <w:rPr>
+              <w:rStyle w:val="Hyperlink"/>
+            </w:rPr>
+            <w:t>objects</w:t>
+          </w:r>
+        </w:hyperlink>
+      </w:r>
+      <w:r>
+        <w:rPr>
+          <w:rFonts w:ascii="Charis SIL Italic" w:hAnsi="Charis SIL Italic" w:eastAsia="Charis SIL Italic"/>
+          <w:b w:val="0"/>
+          <w:i/>
+          <w:color w:val="0000FF"/>
+          <w:sz w:val="24"/>
+          <w:u w:val="single"/>
+        </w:rPr>
+        <w:t xml:space="preserve"> </w:t>
+      </w:r>
+      <w:r>
+        <w:rPr>
+          <w:rFonts w:ascii="Charis SIL Italic" w:hAnsi="Charis SIL Italic" w:eastAsia="Charis SIL Italic"/>
+          <w:b w:val="0"/>
+          <w:i/>
+          <w:color w:val="0000FF"/>
+          <w:sz w:val="24"/>
+          <w:u w:val="single"/>
+        </w:rPr>
+        <w:hyperlink r:id="rId15" w:history="1">
+          <w:r>
+            <w:rPr>
+              <w:rStyle w:val="Hyperlink"/>
+            </w:rPr>
+            <w:t>and</w:t>
+          </w:r>
+        </w:hyperlink>
+      </w:r>
+      <w:r>
+        <w:rPr>
+          <w:rFonts w:ascii="Charis SIL Italic" w:hAnsi="Charis SIL Italic" w:eastAsia="Charis SIL Italic"/>
+          <w:b w:val="0"/>
+          <w:i/>
+          <w:color w:val="0000FF"/>
+          <w:sz w:val="24"/>
+          <w:u w:val="single"/>
+        </w:rPr>
+        <w:t xml:space="preserve"> </w:t>
+      </w:r>
+      <w:r>
+        <w:rPr>
+          <w:rFonts w:ascii="Charis SIL Italic" w:hAnsi="Charis SIL Italic" w:eastAsia="Charis SIL Italic"/>
+          <w:b w:val="0"/>
+          <w:i/>
+          <w:color w:val="0000FF"/>
+          <w:sz w:val="24"/>
+          <w:u w:val="single"/>
+        </w:rPr>
+        <w:t>collections</w:t>
+      </w:r>
+      <w:r>
+        <w:rPr>
+          <w:rFonts w:ascii="Charis SIL Italic" w:hAnsi="Charis SIL Italic" w:eastAsia="Charis SIL Italic"/>
+          <w:b w:val="0"/>
+          <w:i/>
+          <w:color w:val="0000FF"/>
+          <w:sz w:val="24"/>
+          <w:u w:val="single"/>
+        </w:rPr>
+        <w:t xml:space="preserve"> </w:t>
+      </w:r>
+      <w:r>
+        <w:rPr>
+          <w:rFonts w:ascii="Charis SIL Italic" w:hAnsi="Charis SIL Italic" w:eastAsia="Charis SIL Italic"/>
+          <w:b w:val="0"/>
+          <w:i/>
+          <w:color w:val="0000FF"/>
+          <w:sz w:val="24"/>
+          <w:u w:val="single"/>
+        </w:rPr>
+        <w:hyperlink r:id="rId15" w:history="1">
+          <w:r>
+            <w:rPr>
+              <w:rStyle w:val="Hyperlink"/>
+            </w:rPr>
+            <w:t>acqui</w:t>
+          </w:r>
+        </w:hyperlink>
+      </w:r>
+      <w:r>
+        <w:rPr>
+          <w:rFonts w:ascii="Charis SIL Italic" w:hAnsi="Charis SIL Italic" w:eastAsia="Charis SIL Italic"/>
+          <w:b w:val="0"/>
+          <w:i/>
+          <w:color w:val="0000FF"/>
+          <w:sz w:val="24"/>
+          <w:u w:val="single"/>
+        </w:rPr>
+        <w:hyperlink r:id="rId15" w:history="1">
+          <w:r>
+            <w:rPr>
+              <w:rStyle w:val="Hyperlink"/>
+            </w:rPr>
+            <w:t>red</w:t>
+          </w:r>
+        </w:hyperlink>
+      </w:r>
+      <w:r>
+        <w:rPr>
+          <w:rFonts w:ascii="Charis SIL Italic" w:hAnsi="Charis SIL Italic" w:eastAsia="Charis SIL Italic"/>
+          <w:b w:val="0"/>
+          <w:i/>
+          <w:color w:val="0000FF"/>
+          <w:sz w:val="24"/>
+          <w:u w:val="single"/>
+        </w:rPr>
+        <w:t xml:space="preserve"> </w:t>
+      </w:r>
+      <w:r>
+        <w:rPr>
+          <w:rFonts w:ascii="Charis SIL Italic" w:hAnsi="Charis SIL Italic" w:eastAsia="Charis SIL Italic"/>
+          <w:b w:val="0"/>
+          <w:i/>
+          <w:color w:val="0000FF"/>
+          <w:sz w:val="24"/>
+          <w:u w:val="single"/>
+        </w:rPr>
+        <w:hyperlink r:id="rId15" w:history="1">
+          <w:r>
+            <w:rPr>
+              <w:rStyle w:val="Hyperlink"/>
+            </w:rPr>
+            <w:t>in</w:t>
+          </w:r>
+        </w:hyperlink>
+      </w:r>
+      <w:r>
+        <w:rPr>
+          <w:rFonts w:ascii="Charis SIL Italic" w:hAnsi="Charis SIL Italic" w:eastAsia="Charis SIL Italic"/>
+          <w:b w:val="0"/>
+          <w:i/>
+          <w:color w:val="0000FF"/>
+          <w:sz w:val="24"/>
+          <w:u w:val="single"/>
+        </w:rPr>
+        <w:t xml:space="preserve"> </w:t>
+      </w:r>
+      <w:r>
+        <w:rPr>
+          <w:rFonts w:ascii="Charis SIL Italic" w:hAnsi="Charis SIL Italic" w:eastAsia="Charis SIL Italic"/>
+          <w:b w:val="0"/>
+          <w:i/>
+          <w:color w:val="0000FF"/>
+          <w:sz w:val="24"/>
+          <w:u w:val="single"/>
+        </w:rPr>
+        <w:hyperlink r:id="rId15" w:history="1">
+          <w:r>
+            <w:rPr>
+              <w:rStyle w:val="Hyperlink"/>
+            </w:rPr>
+            <w:t>col</w:t>
+          </w:r>
+        </w:hyperlink>
       </w:r>
       <w:r>
         <w:rPr>
@@ -3457,243 +3597,6 @@
           <w:i/>
           <w:color w:val="0000FF"/>
           <w:sz w:val="24"/>
-        </w:rPr>
-        <w:t xml:space="preserve">f </w:t>
-      </w:r>
-      <w:r>
-        <w:rPr>
-          <w:rFonts w:ascii="Charis SIL Italic" w:hAnsi="Charis SIL Italic" w:eastAsia="Charis SIL Italic"/>
-          <w:b w:val="0"/>
-          <w:i/>
-          <w:color w:val="0000FF"/>
-          <w:sz w:val="24"/>
-          <w:u w:val="single"/>
-        </w:rPr>
-        <w:hyperlink r:id="rId15" w:history="1">
-          <w:r>
-            <w:rPr>
-              <w:rStyle w:val="Hyperlink"/>
-            </w:rPr>
-            <w:t>cultural</w:t>
-          </w:r>
-        </w:hyperlink>
-      </w:r>
-      <w:r>
-        <w:rPr>
-          <w:rFonts w:ascii="Charis SIL Italic" w:hAnsi="Charis SIL Italic" w:eastAsia="Charis SIL Italic"/>
-          <w:b w:val="0"/>
-          <w:i/>
-          <w:color w:val="0000FF"/>
-          <w:sz w:val="24"/>
-          <w:u w:val="single"/>
-        </w:rPr>
-        <w:t xml:space="preserve"> </w:t>
-      </w:r>
-      <w:r>
-        <w:rPr>
-          <w:rFonts w:ascii="Charis SIL Italic" w:hAnsi="Charis SIL Italic" w:eastAsia="Charis SIL Italic"/>
-          <w:b w:val="0"/>
-          <w:i/>
-          <w:color w:val="0000FF"/>
-          <w:sz w:val="24"/>
-          <w:u w:val="single"/>
-        </w:rPr>
-        <w:hyperlink r:id="rId15" w:history="1">
-          <w:r>
-            <w:rPr>
-              <w:rStyle w:val="Hyperlink"/>
-            </w:rPr>
-            <w:t>objects</w:t>
-          </w:r>
-        </w:hyperlink>
-      </w:r>
-      <w:r>
-        <w:rPr>
-          <w:rFonts w:ascii="Charis SIL Italic" w:hAnsi="Charis SIL Italic" w:eastAsia="Charis SIL Italic"/>
-          <w:b w:val="0"/>
-          <w:i/>
-          <w:color w:val="0000FF"/>
-          <w:sz w:val="24"/>
-          <w:u w:val="single"/>
-        </w:rPr>
-        <w:t xml:space="preserve"> </w:t>
-      </w:r>
-      <w:r>
-        <w:rPr>
-          <w:rFonts w:ascii="Charis SIL Italic" w:hAnsi="Charis SIL Italic" w:eastAsia="Charis SIL Italic"/>
-          <w:b w:val="0"/>
-          <w:i/>
-          <w:color w:val="0000FF"/>
-          <w:sz w:val="24"/>
-          <w:u w:val="single"/>
-        </w:rPr>
-        <w:hyperlink r:id="rId15" w:history="1">
-          <w:r>
-            <w:rPr>
-              <w:rStyle w:val="Hyperlink"/>
-            </w:rPr>
-            <w:t>and</w:t>
-          </w:r>
-        </w:hyperlink>
-      </w:r>
-      <w:r>
-        <w:rPr>
-          <w:rFonts w:ascii="Charis SIL Italic" w:hAnsi="Charis SIL Italic" w:eastAsia="Charis SIL Italic"/>
-          <w:b w:val="0"/>
-          <w:i/>
-          <w:color w:val="0000FF"/>
-          <w:sz w:val="24"/>
-          <w:u w:val="single"/>
-        </w:rPr>
-        <w:t xml:space="preserve"> </w:t>
-      </w:r>
-      <w:r>
-        <w:rPr>
-          <w:rFonts w:ascii="Charis SIL Italic" w:hAnsi="Charis SIL Italic" w:eastAsia="Charis SIL Italic"/>
-          <w:b w:val="0"/>
-          <w:i/>
-          <w:color w:val="0000FF"/>
-          <w:sz w:val="24"/>
-        </w:rPr>
-        <w:hyperlink r:id="rId15" w:history="1">
-          <w:r>
-            <w:rPr>
-              <w:rStyle w:val="Hyperlink"/>
-            </w:rPr>
-            <w:t>collections</w:t>
-          </w:r>
-        </w:hyperlink>
-      </w:r>
-      <w:r>
-        <w:rPr>
-          <w:rFonts w:ascii="Charis SIL Italic" w:hAnsi="Charis SIL Italic" w:eastAsia="Charis SIL Italic"/>
-          <w:b w:val="0"/>
-          <w:i/>
-          <w:color w:val="0000FF"/>
-          <w:sz w:val="24"/>
-          <w:u w:val="single"/>
-        </w:rPr>
-        <w:t xml:space="preserve"> </w:t>
-      </w:r>
-      <w:r>
-        <w:rPr>
-          <w:rFonts w:ascii="Charis SIL Italic" w:hAnsi="Charis SIL Italic" w:eastAsia="Charis SIL Italic"/>
-          <w:b w:val="0"/>
-          <w:i/>
-          <w:color w:val="0000FF"/>
-          <w:sz w:val="24"/>
-          <w:u w:val="single"/>
-        </w:rPr>
-        <w:hyperlink r:id="rId15" w:history="1">
-          <w:r>
-            <w:rPr>
-              <w:rStyle w:val="Hyperlink"/>
-            </w:rPr>
-            <w:t>acqui</w:t>
-          </w:r>
-        </w:hyperlink>
-      </w:r>
-      <w:r>
-        <w:rPr>
-          <w:rFonts w:ascii="Charis SIL Italic" w:hAnsi="Charis SIL Italic" w:eastAsia="Charis SIL Italic"/>
-          <w:b w:val="0"/>
-          <w:i/>
-          <w:color w:val="0000FF"/>
-          <w:sz w:val="24"/>
-          <w:u w:val="single"/>
-        </w:rPr>
-        <w:hyperlink r:id="rId15" w:history="1">
-          <w:r>
-            <w:rPr>
-              <w:rStyle w:val="Hyperlink"/>
-            </w:rPr>
-            <w:t>red</w:t>
-          </w:r>
-        </w:hyperlink>
-      </w:r>
-      <w:r>
-        <w:rPr>
-          <w:rFonts w:ascii="Charis SIL Italic" w:hAnsi="Charis SIL Italic" w:eastAsia="Charis SIL Italic"/>
-          <w:b w:val="0"/>
-          <w:i/>
-          <w:color w:val="0000FF"/>
-          <w:sz w:val="24"/>
-          <w:u w:val="single"/>
-        </w:rPr>
-        <w:t xml:space="preserve"> </w:t>
-      </w:r>
-      <w:r>
-        <w:rPr>
-          <w:rFonts w:ascii="Charis SIL Italic" w:hAnsi="Charis SIL Italic" w:eastAsia="Charis SIL Italic"/>
-          <w:b w:val="0"/>
-          <w:i/>
-          <w:color w:val="0000FF"/>
-          <w:sz w:val="24"/>
-          <w:u w:val="single"/>
-        </w:rPr>
-        <w:hyperlink r:id="rId15" w:history="1">
-          <w:r>
-            <w:rPr>
-              <w:rStyle w:val="Hyperlink"/>
-            </w:rPr>
-            <w:t>in</w:t>
-          </w:r>
-        </w:hyperlink>
-      </w:r>
-      <w:r>
-        <w:rPr>
-          <w:rFonts w:ascii="Charis SIL Italic" w:hAnsi="Charis SIL Italic" w:eastAsia="Charis SIL Italic"/>
-          <w:b w:val="0"/>
-          <w:i/>
-          <w:color w:val="0000FF"/>
-          <w:sz w:val="24"/>
-          <w:u w:val="single"/>
-        </w:rPr>
-        <w:t xml:space="preserve"> </w:t>
-      </w:r>
-      <w:r>
-        <w:rPr>
-          <w:rFonts w:ascii="Charis SIL Italic" w:hAnsi="Charis SIL Italic" w:eastAsia="Charis SIL Italic"/>
-          <w:b w:val="0"/>
-          <w:i/>
-          <w:color w:val="0000FF"/>
-          <w:sz w:val="24"/>
-          <w:u w:val="single"/>
-        </w:rPr>
-        <w:hyperlink r:id="rId15" w:history="1">
-          <w:r>
-            <w:rPr>
-              <w:rStyle w:val="Hyperlink"/>
-            </w:rPr>
-            <w:t>col</w:t>
-          </w:r>
-        </w:hyperlink>
-      </w:r>
-      <w:r>
-        <w:rPr>
-          <w:rFonts w:ascii="Charis SIL Italic" w:hAnsi="Charis SIL Italic" w:eastAsia="Charis SIL Italic"/>
-          <w:b w:val="0"/>
-          <w:i/>
-          <w:color w:val="0000FF"/>
-          <w:sz w:val="24"/>
-          <w:u w:val="single"/>
-        </w:rPr>
-        <w:hyperlink r:id="rId15" w:history="1">
-          <w:r>
-            <w:rPr>
-              <w:rStyle w:val="Hyperlink"/>
-            </w:rPr>
-            <w:t>o</w:t>
-          </w:r>
-        </w:hyperlink>
-      </w:r>
-      <w:r>
-        <w:rPr>
-          <w:rFonts w:ascii="Charis SIL Italic" w:hAnsi="Charis SIL Italic" w:eastAsia="Charis SIL Italic"/>
-          <w:b w:val="0"/>
-          <w:i/>
-          <w:color w:val="0000FF"/>
-          <w:sz w:val="24"/>
           <w:u w:val="single"/>
         </w:rPr>
         <w:hyperlink r:id="rId15" w:history="1">
@@ -3714,7 +3617,14 @@
           <w:sz w:val="24"/>
           <w:u w:val="single"/>
         </w:rPr>
-        <w:t>l</w:t>
+        <w:hyperlink r:id="rId15" w:history="1">
+          <w:r>
+            <w:rPr>
+              <w:rStyle w:val="Hyperlink"/>
+            </w:rPr>
+            <w:t>l</w:t>
+          </w:r>
+        </w:hyperlink>
       </w:r>
       <w:r>
         <w:rPr>
@@ -3754,7 +3664,32 @@
           <w:color w:val="000000"/>
           <w:sz w:val="24"/>
         </w:rPr>
-        <w:t xml:space="preserve"> (Amster</w:t>
+        <w:hyperlink r:id="rId15" w:history="1">
+          <w:r>
+            <w:rPr>
+              <w:rStyle w:val="Hyperlink"/>
+            </w:rPr>
+            <w:t xml:space="preserve"> (</w:t>
+          </w:r>
+        </w:hyperlink>
+      </w:r>
+      <w:r>
+        <w:rPr>
+          <w:u w:val="single" w:color="0000ff"/>
+          <w:rFonts w:ascii="Charis SIL Regular" w:hAnsi="Charis SIL Regular" w:eastAsia="Charis SIL Regular"/>
+          <w:b w:val="0"/>
+          <w:i w:val="0"/>
+          <w:color w:val="000000"/>
+          <w:sz w:val="24"/>
+        </w:rPr>
+        <w:hyperlink r:id="rId15" w:history="1">
+          <w:r>
+            <w:rPr>
+              <w:rStyle w:val="Hyperlink"/>
+            </w:rPr>
+            <w:t>Amster</w:t>
+          </w:r>
+        </w:hyperlink>
       </w:r>
       <w:r>
         <w:rPr>
@@ -3783,17 +3718,42 @@
           <w:color w:val="000000"/>
           <w:sz w:val="24"/>
         </w:rPr>
-        <w:t>: Rijksmuseum</w:t>
-      </w:r>
-      <w:r>
-        <w:rPr>
+        <w:hyperlink r:id="rId15" w:history="1">
+          <w:r>
+            <w:rPr>
+              <w:rStyle w:val="Hyperlink"/>
+            </w:rPr>
+            <w:t>: Rijksmuse</w:t>
+          </w:r>
+        </w:hyperlink>
+      </w:r>
+      <w:r>
+        <w:rPr>
+          <w:u w:val="single" w:color="0000ff"/>
           <w:rFonts w:ascii="Charis SIL Regular" w:hAnsi="Charis SIL Regular" w:eastAsia="Charis SIL Regular"/>
           <w:b w:val="0"/>
           <w:i w:val="0"/>
           <w:color w:val="000000"/>
           <w:sz w:val="24"/>
         </w:rPr>
-        <w:t xml:space="preserve">, </w:t>
+        <w:hyperlink r:id="rId15" w:history="1">
+          <w:r>
+            <w:rPr>
+              <w:rStyle w:val="Hyperlink"/>
+            </w:rPr>
+            <w:t>u</w:t>
+          </w:r>
+        </w:hyperlink>
+      </w:r>
+      <w:r>
+        <w:rPr>
+          <w:rFonts w:ascii="Charis SIL Regular" w:hAnsi="Charis SIL Regular" w:eastAsia="Charis SIL Regular"/>
+          <w:b w:val="0"/>
+          <w:i w:val="0"/>
+          <w:color w:val="000000"/>
+          <w:sz w:val="24"/>
+        </w:rPr>
+        <w:t xml:space="preserve">m, </w:t>
       </w:r>
       <w:r>
         <w:rPr>
@@ -4315,7 +4275,34 @@
           <w:color w:val="000000"/>
           <w:sz w:val="24"/>
         </w:rPr>
-        <w:t>•  Yeide, N</w:t>
+        <w:t xml:space="preserve">•  </w:t>
+      </w:r>
+      <w:r>
+        <w:rPr>
+          <w:rFonts w:ascii="Charis SIL Regular" w:hAnsi="Charis SIL Regular" w:eastAsia="Charis SIL Regular"/>
+          <w:b w:val="0"/>
+          <w:i w:val="0"/>
+          <w:color w:val="000000"/>
+          <w:sz w:val="24"/>
+        </w:rPr>
+        <w:hyperlink r:id="rId10" w:history="1">
+          <w:r>
+            <w:rPr>
+              <w:rStyle w:val="Hyperlink"/>
+            </w:rPr>
+            <w:t xml:space="preserve">Yeide, </w:t>
+          </w:r>
+        </w:hyperlink>
+      </w:r>
+      <w:r>
+        <w:rPr>
+          <w:rFonts w:ascii="Charis SIL Regular" w:hAnsi="Charis SIL Regular" w:eastAsia="Charis SIL Regular"/>
+          <w:b w:val="0"/>
+          <w:i w:val="0"/>
+          <w:color w:val="000000"/>
+          <w:sz w:val="24"/>
+        </w:rPr>
+        <w:t>N</w:t>
       </w:r>
       <w:r>
         <w:rPr>
@@ -4810,7 +4797,76 @@
           <w:color w:val="000000"/>
           <w:sz w:val="24"/>
         </w:rPr>
-        <w:t>. 2nd Edition (German Museums Association, 2019</w:t>
+        <w:t>. 2nd Editio</w:t>
+      </w:r>
+      <w:r>
+        <w:rPr>
+          <w:u w:val="single" w:color="0000ff"/>
+          <w:rFonts w:ascii="Charis SIL Regular" w:hAnsi="Charis SIL Regular" w:eastAsia="Charis SIL Regular"/>
+          <w:b w:val="0"/>
+          <w:i w:val="0"/>
+          <w:color w:val="000000"/>
+          <w:sz w:val="24"/>
+        </w:rPr>
+        <w:t>n (German M</w:t>
+      </w:r>
+      <w:r>
+        <w:rPr>
+          <w:u w:val="single" w:color="0000ff"/>
+          <w:rFonts w:ascii="Charis SIL Regular" w:hAnsi="Charis SIL Regular" w:eastAsia="Charis SIL Regular"/>
+          <w:b w:val="0"/>
+          <w:i w:val="0"/>
+          <w:color w:val="000000"/>
+          <w:sz w:val="24"/>
+        </w:rPr>
+        <w:hyperlink r:id="rId17" w:history="1">
+          <w:r>
+            <w:rPr>
+              <w:rStyle w:val="Hyperlink"/>
+            </w:rPr>
+            <w:t>useums</w:t>
+          </w:r>
+        </w:hyperlink>
+      </w:r>
+      <w:r>
+        <w:rPr>
+          <w:u w:val="single" w:color="0000ff"/>
+          <w:rFonts w:ascii="Charis SIL Regular" w:hAnsi="Charis SIL Regular" w:eastAsia="Charis SIL Regular"/>
+          <w:b w:val="0"/>
+          <w:i w:val="0"/>
+          <w:color w:val="000000"/>
+          <w:sz w:val="24"/>
+        </w:rPr>
+        <w:t xml:space="preserve"> </w:t>
+      </w:r>
+      <w:r>
+        <w:rPr>
+          <w:u w:val="single" w:color="0000ff"/>
+          <w:rFonts w:ascii="Charis SIL Regular" w:hAnsi="Charis SIL Regular" w:eastAsia="Charis SIL Regular"/>
+          <w:b w:val="0"/>
+          <w:i w:val="0"/>
+          <w:color w:val="000000"/>
+          <w:sz w:val="24"/>
+        </w:rPr>
+        <w:hyperlink r:id="rId17" w:history="1">
+          <w:r>
+            <w:rPr>
+              <w:rStyle w:val="Hyperlink"/>
+            </w:rPr>
+            <w:t>Associatio</w:t>
+          </w:r>
+        </w:hyperlink>
+      </w:r>
+      <w:r>
+        <w:rPr>
+          <w:u w:val="single" w:color="0000ff"/>
+          <w:rFonts w:ascii="Charis SIL Regular" w:hAnsi="Charis SIL Regular" w:eastAsia="Charis SIL Regular"/>
+          <w:b w:val="0"/>
+          <w:i w:val="0"/>
+          <w:color w:val="000000"/>
+          <w:sz w:val="24"/>
+        </w:rPr>
+        <w:t>n, 2019</w:t>
       </w:r>
       <w:r>
         <w:rPr>
@@ -5610,21 +5666,13 @@
       </w:r>
       <w:r>
         <w:rPr>
-          <w:u w:val="single" w:color="0000ff"/>
           <w:rFonts w:ascii="Charis SIL Regular" w:hAnsi="Charis SIL Regular" w:eastAsia="Charis SIL Regular"/>
           <w:b w:val="0"/>
           <w:i w:val="0"/>
           <w:color w:val="000000"/>
           <w:sz w:val="24"/>
         </w:rPr>
-        <w:hyperlink r:id="rId12" w:history="1">
-          <w:r>
-            <w:rPr>
-              <w:rStyle w:val="Hyperlink"/>
-            </w:rPr>
-            <w:t>herl</w:t>
-          </w:r>
-        </w:hyperlink>
+        <w:t>herl</w:t>
       </w:r>
       <w:r>
         <w:rPr>
